--- a/Tài liệu/Tuấn/New DOCX Document.docx
+++ b/Tài liệu/Tuấn/New DOCX Document.docx
@@ -2746,191 +2746,191 @@
     <w:p>
       <w:pPr>
         <w:rPr>
-          <w:rFonts w:ascii="Time s New Roman" w:hAnsi="Time s New Roman"/>
-          <w:lang w:val="vi-VN"/>
-        </w:rPr>
-      </w:pPr>
-    </w:p>
-    <w:p>
-      <w:pPr>
-        <w:rPr>
-          <w:rFonts w:ascii="Time s New Roman" w:hAnsi="Time s New Roman"/>
-          <w:lang w:val="vi-VN"/>
-        </w:rPr>
-      </w:pPr>
-    </w:p>
-    <w:p>
-      <w:pPr>
-        <w:rPr>
-          <w:rFonts w:ascii="Time s New Roman" w:hAnsi="Time s New Roman"/>
-          <w:lang w:val="vi-VN"/>
-        </w:rPr>
-      </w:pPr>
-    </w:p>
-    <w:p>
-      <w:pPr>
-        <w:rPr>
-          <w:rFonts w:ascii="Time s New Roman" w:hAnsi="Time s New Roman"/>
-          <w:lang w:val="vi-VN"/>
-        </w:rPr>
-      </w:pPr>
-    </w:p>
-    <w:p>
-      <w:pPr>
-        <w:rPr>
-          <w:rFonts w:ascii="Time s New Roman" w:hAnsi="Time s New Roman"/>
-          <w:lang w:val="vi-VN"/>
-        </w:rPr>
-      </w:pPr>
-    </w:p>
-    <w:p>
-      <w:pPr>
-        <w:rPr>
-          <w:rFonts w:ascii="Time s New Roman" w:hAnsi="Time s New Roman"/>
-          <w:lang w:val="vi-VN"/>
-        </w:rPr>
-      </w:pPr>
-    </w:p>
-    <w:p>
-      <w:pPr>
-        <w:rPr>
-          <w:rFonts w:ascii="Time s New Roman" w:hAnsi="Time s New Roman"/>
-          <w:lang w:val="vi-VN"/>
-        </w:rPr>
-      </w:pPr>
-    </w:p>
-    <w:p>
-      <w:pPr>
-        <w:rPr>
-          <w:rFonts w:ascii="Time s New Roman" w:hAnsi="Time s New Roman"/>
-          <w:lang w:val="vi-VN"/>
-        </w:rPr>
-      </w:pPr>
-    </w:p>
-    <w:p>
-      <w:pPr>
-        <w:rPr>
-          <w:rFonts w:ascii="Time s New Roman" w:hAnsi="Time s New Roman"/>
-          <w:lang w:val="vi-VN"/>
-        </w:rPr>
-      </w:pPr>
-    </w:p>
-    <w:p>
-      <w:pPr>
-        <w:rPr>
-          <w:rFonts w:ascii="Time s New Roman" w:hAnsi="Time s New Roman"/>
-          <w:lang w:val="vi-VN"/>
-        </w:rPr>
-      </w:pPr>
-    </w:p>
-    <w:p>
-      <w:pPr>
-        <w:rPr>
-          <w:rFonts w:ascii="Time s New Roman" w:hAnsi="Time s New Roman"/>
-          <w:lang w:val="vi-VN"/>
-        </w:rPr>
-      </w:pPr>
-    </w:p>
-    <w:p>
-      <w:pPr>
-        <w:rPr>
-          <w:rFonts w:ascii="Time s New Roman" w:hAnsi="Time s New Roman"/>
-          <w:lang w:val="vi-VN"/>
-        </w:rPr>
-      </w:pPr>
-    </w:p>
-    <w:p>
-      <w:pPr>
-        <w:rPr>
-          <w:rFonts w:ascii="Time s New Roman" w:hAnsi="Time s New Roman"/>
-          <w:lang w:val="vi-VN"/>
-        </w:rPr>
-      </w:pPr>
-    </w:p>
-    <w:p>
-      <w:pPr>
-        <w:rPr>
-          <w:rFonts w:ascii="Time s New Roman" w:hAnsi="Time s New Roman"/>
-          <w:lang w:val="vi-VN"/>
-        </w:rPr>
-      </w:pPr>
-    </w:p>
-    <w:p>
-      <w:pPr>
-        <w:rPr>
-          <w:rFonts w:ascii="Time s New Roman" w:hAnsi="Time s New Roman"/>
-          <w:lang w:val="vi-VN"/>
-        </w:rPr>
-      </w:pPr>
-    </w:p>
-    <w:p>
-      <w:pPr>
-        <w:rPr>
-          <w:rFonts w:ascii="Time s New Roman" w:hAnsi="Time s New Roman"/>
-          <w:lang w:val="vi-VN"/>
-        </w:rPr>
-      </w:pPr>
-    </w:p>
-    <w:p>
-      <w:pPr>
-        <w:rPr>
-          <w:rFonts w:ascii="Time s New Roman" w:hAnsi="Time s New Roman"/>
-          <w:lang w:val="vi-VN"/>
-        </w:rPr>
-      </w:pPr>
-    </w:p>
-    <w:p>
-      <w:pPr>
-        <w:rPr>
-          <w:rFonts w:ascii="Time s New Roman" w:hAnsi="Time s New Roman"/>
-          <w:lang w:val="vi-VN"/>
-        </w:rPr>
-      </w:pPr>
-    </w:p>
-    <w:p>
-      <w:pPr>
-        <w:rPr>
-          <w:rFonts w:ascii="Time s New Roman" w:hAnsi="Time s New Roman"/>
-          <w:lang w:val="vi-VN"/>
-        </w:rPr>
-      </w:pPr>
-    </w:p>
-    <w:p>
-      <w:pPr>
-        <w:rPr>
-          <w:rFonts w:ascii="Time s New Roman" w:hAnsi="Time s New Roman"/>
-          <w:lang w:val="vi-VN"/>
-        </w:rPr>
-      </w:pPr>
-    </w:p>
-    <w:p>
-      <w:pPr>
-        <w:rPr>
-          <w:rFonts w:ascii="Time s New Roman" w:hAnsi="Time s New Roman"/>
-          <w:lang w:val="vi-VN"/>
-        </w:rPr>
-      </w:pPr>
-    </w:p>
-    <w:p>
-      <w:pPr>
-        <w:rPr>
-          <w:rFonts w:ascii="Time s New Roman" w:hAnsi="Time s New Roman"/>
-          <w:lang w:val="vi-VN"/>
-        </w:rPr>
-      </w:pPr>
-    </w:p>
-    <w:p>
-      <w:pPr>
-        <w:rPr>
-          <w:rFonts w:ascii="Time s New Roman" w:hAnsi="Time s New Roman"/>
-          <w:lang w:val="vi-VN"/>
-        </w:rPr>
-      </w:pPr>
-    </w:p>
-    <w:p>
-      <w:pPr>
-        <w:rPr>
-          <w:rFonts w:ascii="Time s New Roman" w:hAnsi="Time s New Roman"/>
+          <w:rFonts w:ascii="Time s New Roman" w:hAnsi="Time s New Roman" w:hint="eastAsia"/>
+          <w:lang w:val="vi-VN"/>
+        </w:rPr>
+      </w:pPr>
+    </w:p>
+    <w:p>
+      <w:pPr>
+        <w:rPr>
+          <w:rFonts w:ascii="Time s New Roman" w:hAnsi="Time s New Roman" w:hint="eastAsia"/>
+          <w:lang w:val="vi-VN"/>
+        </w:rPr>
+      </w:pPr>
+    </w:p>
+    <w:p>
+      <w:pPr>
+        <w:rPr>
+          <w:rFonts w:ascii="Time s New Roman" w:hAnsi="Time s New Roman" w:hint="eastAsia"/>
+          <w:lang w:val="vi-VN"/>
+        </w:rPr>
+      </w:pPr>
+    </w:p>
+    <w:p>
+      <w:pPr>
+        <w:rPr>
+          <w:rFonts w:ascii="Time s New Roman" w:hAnsi="Time s New Roman" w:hint="eastAsia"/>
+          <w:lang w:val="vi-VN"/>
+        </w:rPr>
+      </w:pPr>
+    </w:p>
+    <w:p>
+      <w:pPr>
+        <w:rPr>
+          <w:rFonts w:ascii="Time s New Roman" w:hAnsi="Time s New Roman" w:hint="eastAsia"/>
+          <w:lang w:val="vi-VN"/>
+        </w:rPr>
+      </w:pPr>
+    </w:p>
+    <w:p>
+      <w:pPr>
+        <w:rPr>
+          <w:rFonts w:ascii="Time s New Roman" w:hAnsi="Time s New Roman" w:hint="eastAsia"/>
+          <w:lang w:val="vi-VN"/>
+        </w:rPr>
+      </w:pPr>
+    </w:p>
+    <w:p>
+      <w:pPr>
+        <w:rPr>
+          <w:rFonts w:ascii="Time s New Roman" w:hAnsi="Time s New Roman" w:hint="eastAsia"/>
+          <w:lang w:val="vi-VN"/>
+        </w:rPr>
+      </w:pPr>
+    </w:p>
+    <w:p>
+      <w:pPr>
+        <w:rPr>
+          <w:rFonts w:ascii="Time s New Roman" w:hAnsi="Time s New Roman" w:hint="eastAsia"/>
+          <w:lang w:val="vi-VN"/>
+        </w:rPr>
+      </w:pPr>
+    </w:p>
+    <w:p>
+      <w:pPr>
+        <w:rPr>
+          <w:rFonts w:ascii="Time s New Roman" w:hAnsi="Time s New Roman" w:hint="eastAsia"/>
+          <w:lang w:val="vi-VN"/>
+        </w:rPr>
+      </w:pPr>
+    </w:p>
+    <w:p>
+      <w:pPr>
+        <w:rPr>
+          <w:rFonts w:ascii="Time s New Roman" w:hAnsi="Time s New Roman" w:hint="eastAsia"/>
+          <w:lang w:val="vi-VN"/>
+        </w:rPr>
+      </w:pPr>
+    </w:p>
+    <w:p>
+      <w:pPr>
+        <w:rPr>
+          <w:rFonts w:ascii="Time s New Roman" w:hAnsi="Time s New Roman" w:hint="eastAsia"/>
+          <w:lang w:val="vi-VN"/>
+        </w:rPr>
+      </w:pPr>
+    </w:p>
+    <w:p>
+      <w:pPr>
+        <w:rPr>
+          <w:rFonts w:ascii="Time s New Roman" w:hAnsi="Time s New Roman" w:hint="eastAsia"/>
+          <w:lang w:val="vi-VN"/>
+        </w:rPr>
+      </w:pPr>
+    </w:p>
+    <w:p>
+      <w:pPr>
+        <w:rPr>
+          <w:rFonts w:ascii="Time s New Roman" w:hAnsi="Time s New Roman" w:hint="eastAsia"/>
+          <w:lang w:val="vi-VN"/>
+        </w:rPr>
+      </w:pPr>
+    </w:p>
+    <w:p>
+      <w:pPr>
+        <w:rPr>
+          <w:rFonts w:ascii="Time s New Roman" w:hAnsi="Time s New Roman" w:hint="eastAsia"/>
+          <w:lang w:val="vi-VN"/>
+        </w:rPr>
+      </w:pPr>
+    </w:p>
+    <w:p>
+      <w:pPr>
+        <w:rPr>
+          <w:rFonts w:ascii="Time s New Roman" w:hAnsi="Time s New Roman" w:hint="eastAsia"/>
+          <w:lang w:val="vi-VN"/>
+        </w:rPr>
+      </w:pPr>
+    </w:p>
+    <w:p>
+      <w:pPr>
+        <w:rPr>
+          <w:rFonts w:ascii="Time s New Roman" w:hAnsi="Time s New Roman" w:hint="eastAsia"/>
+          <w:lang w:val="vi-VN"/>
+        </w:rPr>
+      </w:pPr>
+    </w:p>
+    <w:p>
+      <w:pPr>
+        <w:rPr>
+          <w:rFonts w:ascii="Time s New Roman" w:hAnsi="Time s New Roman" w:hint="eastAsia"/>
+          <w:lang w:val="vi-VN"/>
+        </w:rPr>
+      </w:pPr>
+    </w:p>
+    <w:p>
+      <w:pPr>
+        <w:rPr>
+          <w:rFonts w:ascii="Time s New Roman" w:hAnsi="Time s New Roman" w:hint="eastAsia"/>
+          <w:lang w:val="vi-VN"/>
+        </w:rPr>
+      </w:pPr>
+    </w:p>
+    <w:p>
+      <w:pPr>
+        <w:rPr>
+          <w:rFonts w:ascii="Time s New Roman" w:hAnsi="Time s New Roman" w:hint="eastAsia"/>
+          <w:lang w:val="vi-VN"/>
+        </w:rPr>
+      </w:pPr>
+    </w:p>
+    <w:p>
+      <w:pPr>
+        <w:rPr>
+          <w:rFonts w:ascii="Time s New Roman" w:hAnsi="Time s New Roman" w:hint="eastAsia"/>
+          <w:lang w:val="vi-VN"/>
+        </w:rPr>
+      </w:pPr>
+    </w:p>
+    <w:p>
+      <w:pPr>
+        <w:rPr>
+          <w:rFonts w:ascii="Time s New Roman" w:hAnsi="Time s New Roman" w:hint="eastAsia"/>
+          <w:lang w:val="vi-VN"/>
+        </w:rPr>
+      </w:pPr>
+    </w:p>
+    <w:p>
+      <w:pPr>
+        <w:rPr>
+          <w:rFonts w:ascii="Time s New Roman" w:hAnsi="Time s New Roman" w:hint="eastAsia"/>
+          <w:lang w:val="vi-VN"/>
+        </w:rPr>
+      </w:pPr>
+    </w:p>
+    <w:p>
+      <w:pPr>
+        <w:rPr>
+          <w:rFonts w:ascii="Time s New Roman" w:hAnsi="Time s New Roman" w:hint="eastAsia"/>
+          <w:lang w:val="vi-VN"/>
+        </w:rPr>
+      </w:pPr>
+    </w:p>
+    <w:p>
+      <w:pPr>
+        <w:rPr>
+          <w:rFonts w:ascii="Time s New Roman" w:hAnsi="Time s New Roman" w:hint="eastAsia"/>
           <w:lang w:val="vi-VN"/>
         </w:rPr>
       </w:pPr>
@@ -2946,7 +2946,7 @@
     <w:p>
       <w:pPr>
         <w:rPr>
-          <w:rFonts w:ascii="Time s New Roman" w:hAnsi="Time s New Roman"/>
+          <w:rFonts w:ascii="Time s New Roman" w:hAnsi="Time s New Roman" w:hint="eastAsia"/>
           <w:lang w:val="vi-VN"/>
         </w:rPr>
       </w:pPr>
@@ -2961,7 +2961,7 @@
     <w:p>
       <w:pPr>
         <w:rPr>
-          <w:rFonts w:ascii="Time s New Roman" w:hAnsi="Time s New Roman" w:hint="eastAsia"/>
+          <w:rFonts w:ascii="Time s New Roman" w:hAnsi="Time s New Roman"/>
           <w:lang w:val="vi-VN"/>
         </w:rPr>
       </w:pPr>
@@ -2972,6 +2972,128 @@
         </w:rPr>
         <w:t>3.1 sơ đồ khối</w:t>
       </w:r>
+    </w:p>
+    <w:p>
+      <w:pPr>
+        <w:rPr>
+          <w:rFonts w:ascii="Time s New Roman" w:hAnsi="Time s New Roman"/>
+          <w:lang w:val="vi-VN"/>
+        </w:rPr>
+      </w:pPr>
+    </w:p>
+    <w:p>
+      <w:pPr>
+        <w:rPr>
+          <w:rFonts w:ascii="Time s New Roman" w:hAnsi="Time s New Roman"/>
+          <w:lang w:val="vi-VN"/>
+        </w:rPr>
+      </w:pPr>
+    </w:p>
+    <w:p>
+      <w:pPr>
+        <w:rPr>
+          <w:rFonts w:ascii="Time s New Roman" w:hAnsi="Time s New Roman"/>
+          <w:lang w:val="vi-VN"/>
+        </w:rPr>
+      </w:pPr>
+    </w:p>
+    <w:p>
+      <w:pPr>
+        <w:rPr>
+          <w:rFonts w:ascii="Time s New Roman" w:hAnsi="Time s New Roman"/>
+          <w:lang w:val="vi-VN"/>
+        </w:rPr>
+      </w:pPr>
+    </w:p>
+    <w:p>
+      <w:pPr>
+        <w:rPr>
+          <w:rFonts w:ascii="Time s New Roman" w:hAnsi="Time s New Roman"/>
+          <w:lang w:val="vi-VN"/>
+        </w:rPr>
+      </w:pPr>
+      <w:r>
+        <w:rPr>
+          <w:rFonts w:ascii="Time s New Roman" w:hAnsi="Time s New Roman"/>
+          <w:lang w:val="vi-VN"/>
+        </w:rPr>
+        <w:t>--- update 0904</w:t>
+      </w:r>
+    </w:p>
+    <w:p>
+      <w:pPr>
+        <w:rPr>
+          <w:rFonts w:ascii="Time s New Roman" w:hAnsi="Time s New Roman"/>
+          <w:lang w:val="vi-VN"/>
+        </w:rPr>
+      </w:pPr>
+      <w:r>
+        <w:rPr>
+          <w:rFonts w:ascii="Time s New Roman" w:hAnsi="Time s New Roman"/>
+          <w:lang w:val="vi-VN"/>
+        </w:rPr>
+        <w:t>2.2 phân tích chi tiết phân cứng</w:t>
+      </w:r>
+    </w:p>
+    <w:p>
+      <w:pPr>
+        <w:rPr>
+          <w:rFonts w:ascii="Time s New Roman" w:hAnsi="Time s New Roman"/>
+          <w:lang w:val="vi-VN"/>
+        </w:rPr>
+      </w:pPr>
+      <w:r>
+        <w:rPr>
+          <w:rFonts w:ascii="Time s New Roman" w:hAnsi="Time s New Roman"/>
+          <w:lang w:val="vi-VN"/>
+        </w:rPr>
+        <w:t>2.2.1: vi điều khiển esp32</w:t>
+      </w:r>
+    </w:p>
+    <w:p>
+      <w:pPr>
+        <w:rPr>
+          <w:rFonts w:ascii="Time s New Roman" w:hAnsi="Time s New Roman"/>
+          <w:lang w:val="vi-VN"/>
+        </w:rPr>
+      </w:pPr>
+      <w:r>
+        <w:rPr>
+          <w:rFonts w:ascii="Time s New Roman" w:hAnsi="Time s New Roman" w:hint="eastAsia"/>
+          <w:lang w:val="vi-VN"/>
+        </w:rPr>
+        <w:t>T</w:t>
+      </w:r>
+      <w:r>
+        <w:rPr>
+          <w:rFonts w:ascii="Time s New Roman" w:hAnsi="Time s New Roman"/>
+          <w:lang w:val="vi-VN"/>
+        </w:rPr>
+        <w:t xml:space="preserve">hêm kết luận mỗi chương </w:t>
+      </w:r>
+    </w:p>
+    <w:p>
+      <w:pPr>
+        <w:rPr>
+          <w:rFonts w:ascii="Time s New Roman" w:hAnsi="Time s New Roman"/>
+          <w:lang w:val="vi-VN"/>
+        </w:rPr>
+      </w:pPr>
+      <w:r>
+        <w:rPr>
+          <w:rFonts w:ascii="Time s New Roman" w:hAnsi="Time s New Roman"/>
+          <w:lang w:val="vi-VN"/>
+        </w:rPr>
+        <w:t xml:space="preserve">2.3.4 khái niệm về giao thức MQTT </w:t>
+      </w:r>
+    </w:p>
+    <w:p>
+      <w:pPr>
+        <w:rPr>
+          <w:rFonts w:ascii="Time s New Roman" w:hAnsi="Time s New Roman" w:hint="eastAsia"/>
+          <w:lang w:val="vi-VN"/>
+        </w:rPr>
+      </w:pPr>
     </w:p>
     <w:sectPr>
       <w:pgSz w:w="11906" w:h="16838"/>
